--- a/res/Cheat Sheet.docx
+++ b/res/Cheat Sheet.docx
@@ -27,14 +27,11 @@
         <w:jc w:val="center"/>
       </w:pPr>
       <w:r>
-        <w:rPr>
-          <w:noProof/>
-        </w:rPr>
         <w:drawing>
-          <wp:inline distT="0" distB="0" distL="0" distR="0" wp14:anchorId="60DDFCC2" wp14:editId="28809F31">
-            <wp:extent cx="5731510" cy="1060450"/>
-            <wp:effectExtent l="0" t="0" r="0" b="6350"/>
-            <wp:docPr id="2108723758" name="Picture 1"/>
+          <wp:inline distT="0" distB="0" distL="0" distR="0" wp14:anchorId="00466BD4" wp14:editId="09B993CA">
+            <wp:extent cx="5731510" cy="1208405"/>
+            <wp:effectExtent l="0" t="0" r="0" b="0"/>
+            <wp:docPr id="2092853009" name="Picture 1"/>
             <wp:cNvGraphicFramePr>
               <a:graphicFrameLocks xmlns:a="http://schemas.openxmlformats.org/drawingml/2006/main" noChangeAspect="1"/>
             </wp:cNvGraphicFramePr>
@@ -42,7 +39,7 @@
               <a:graphicData uri="http://schemas.openxmlformats.org/drawingml/2006/picture">
                 <pic:pic xmlns:pic="http://schemas.openxmlformats.org/drawingml/2006/picture">
                   <pic:nvPicPr>
-                    <pic:cNvPr id="2108723758" name=""/>
+                    <pic:cNvPr id="2092853009" name=""/>
                     <pic:cNvPicPr/>
                   </pic:nvPicPr>
                   <pic:blipFill>
@@ -54,7 +51,7 @@
                   <pic:spPr>
                     <a:xfrm>
                       <a:off x="0" y="0"/>
-                      <a:ext cx="5731510" cy="1060450"/>
+                      <a:ext cx="5731510" cy="1208405"/>
                     </a:xfrm>
                     <a:prstGeom prst="rect">
                       <a:avLst/>
@@ -88,14 +85,11 @@
     </w:p>
     <w:p>
       <w:r>
-        <w:rPr>
-          <w:noProof/>
-        </w:rPr>
         <w:drawing>
-          <wp:inline distT="0" distB="0" distL="0" distR="0" wp14:anchorId="32B2B736" wp14:editId="0AC86F18">
-            <wp:extent cx="5731510" cy="6098540"/>
+          <wp:inline distT="0" distB="0" distL="0" distR="0" wp14:anchorId="1739247F" wp14:editId="626C7ABE">
+            <wp:extent cx="5731510" cy="6605270"/>
             <wp:effectExtent l="0" t="0" r="0" b="0"/>
-            <wp:docPr id="305676072" name="Picture 1"/>
+            <wp:docPr id="71088943" name="Picture 1"/>
             <wp:cNvGraphicFramePr>
               <a:graphicFrameLocks xmlns:a="http://schemas.openxmlformats.org/drawingml/2006/main" noChangeAspect="1"/>
             </wp:cNvGraphicFramePr>
@@ -103,7 +97,7 @@
               <a:graphicData uri="http://schemas.openxmlformats.org/drawingml/2006/picture">
                 <pic:pic xmlns:pic="http://schemas.openxmlformats.org/drawingml/2006/picture">
                   <pic:nvPicPr>
-                    <pic:cNvPr id="305676072" name=""/>
+                    <pic:cNvPr id="71088943" name=""/>
                     <pic:cNvPicPr/>
                   </pic:nvPicPr>
                   <pic:blipFill>
@@ -115,7 +109,7 @@
                   <pic:spPr>
                     <a:xfrm>
                       <a:off x="0" y="0"/>
-                      <a:ext cx="5731510" cy="6098540"/>
+                      <a:ext cx="5731510" cy="6605270"/>
                     </a:xfrm>
                     <a:prstGeom prst="rect">
                       <a:avLst/>
@@ -140,10 +134,10 @@
     <w:p>
       <w:r>
         <w:drawing>
-          <wp:inline distT="0" distB="0" distL="0" distR="0" wp14:anchorId="605C7AA5" wp14:editId="2AE2FD14">
-            <wp:extent cx="5731510" cy="5518150"/>
-            <wp:effectExtent l="0" t="0" r="0" b="6350"/>
-            <wp:docPr id="1477314430" name="Picture 1"/>
+          <wp:inline distT="0" distB="0" distL="0" distR="0" wp14:anchorId="5DCE1D8F" wp14:editId="54D5A564">
+            <wp:extent cx="5731510" cy="5834380"/>
+            <wp:effectExtent l="0" t="0" r="0" b="0"/>
+            <wp:docPr id="977303260" name="Picture 1"/>
             <wp:cNvGraphicFramePr>
               <a:graphicFrameLocks xmlns:a="http://schemas.openxmlformats.org/drawingml/2006/main" noChangeAspect="1"/>
             </wp:cNvGraphicFramePr>
@@ -151,7 +145,7 @@
               <a:graphicData uri="http://schemas.openxmlformats.org/drawingml/2006/picture">
                 <pic:pic xmlns:pic="http://schemas.openxmlformats.org/drawingml/2006/picture">
                   <pic:nvPicPr>
-                    <pic:cNvPr id="1477314430" name=""/>
+                    <pic:cNvPr id="977303260" name=""/>
                     <pic:cNvPicPr/>
                   </pic:nvPicPr>
                   <pic:blipFill>
@@ -163,7 +157,7 @@
                   <pic:spPr>
                     <a:xfrm>
                       <a:off x="0" y="0"/>
-                      <a:ext cx="5731510" cy="5518150"/>
+                      <a:ext cx="5731510" cy="5834380"/>
                     </a:xfrm>
                     <a:prstGeom prst="rect">
                       <a:avLst/>
